--- a/HaemophilusWeb/ReportTemplates/BLPACS v10.docx
+++ b/HaemophilusWeb/ReportTemplates/BLPACS v10.docx
@@ -2516,7 +2516,7 @@
       <w:rPr>
         <w:noProof/>
       </w:rPr>
-      <w:pict w14:anchorId="202EDBD9">
+      <w:pict w14:anchorId="0F81E70E">
         <v:shapetype id="_x0000_t75" coordsize="21600,21600" o:spt="75" o:preferrelative="t" path="m@4@5l@4@11@9@11@9@5xe" filled="f" stroked="f">
           <v:stroke joinstyle="miter"/>
           <v:formulas>
@@ -2536,7 +2536,7 @@
           <v:path o:extrusionok="f" gradientshapeok="t" o:connecttype="rect"/>
           <o:lock v:ext="edit" aspectratio="t"/>
         </v:shapetype>
-        <v:shape id="Grafik 3" o:spid="_x0000_s1087" type="#_x0000_t75" alt="ML-13135-01_DAkkS-Symbol_grau1-1" style="position:absolute;margin-left:401.25pt;margin-top:-13.1pt;width:111pt;height:63pt;z-index:2;visibility:visible;mso-wrap-style:square;mso-width-percent:0;mso-height-percent:0;mso-wrap-distance-left:9pt;mso-wrap-distance-top:0;mso-wrap-distance-right:9pt;mso-wrap-distance-bottom:0;mso-position-horizontal:absolute;mso-position-horizontal-relative:text;mso-position-vertical:absolute;mso-position-vertical-relative:text;mso-width-percent:0;mso-height-percent:0;mso-width-relative:page;mso-height-relative:page">
+        <v:shape id="Grafik 318505021" o:spid="_x0000_s1099" type="#_x0000_t75" alt="ML-13135-01_DAkkS-Symbol_grau1-1" style="position:absolute;margin-left:401.25pt;margin-top:-13.1pt;width:111pt;height:63pt;z-index:5;visibility:visible;mso-wrap-style:square;mso-width-percent:0;mso-height-percent:0;mso-wrap-distance-left:9pt;mso-wrap-distance-top:0;mso-wrap-distance-right:9pt;mso-wrap-distance-bottom:0;mso-position-horizontal:absolute;mso-position-horizontal-relative:text;mso-position-vertical:absolute;mso-position-vertical-relative:text;mso-width-percent:0;mso-height-percent:0;mso-width-relative:page;mso-height-relative:page">
           <v:imagedata r:id="rId1" o:title="ML-13135-01_DAkkS-Symbol_grau1-1"/>
         </v:shape>
       </w:pict>
@@ -2554,7 +2554,21 @@
         <w:szCs w:val="17"/>
       </w:rPr>
       <w:tab/>
-      <w:t>Befund zu</w:t>
+      <w:t xml:space="preserve">Befund </w:t>
+    </w:r>
+    <w:r>
+      <w:rPr>
+        <w:sz w:val="17"/>
+        <w:szCs w:val="17"/>
+      </w:rPr>
+      <w:t xml:space="preserve">vom {Date} </w:t>
+    </w:r>
+    <w:r>
+      <w:rPr>
+        <w:sz w:val="17"/>
+        <w:szCs w:val="17"/>
+      </w:rPr>
+      <w:t>zu</w:t>
     </w:r>
     <w:r>
       <w:rPr>
@@ -2752,7 +2766,7 @@
       <w:rPr>
         <w:noProof/>
       </w:rPr>
-      <w:pict w14:anchorId="05F6D611">
+      <w:pict w14:anchorId="7655A928">
         <v:shapetype id="_x0000_t75" coordsize="21600,21600" o:spt="75" o:preferrelative="t" path="m@4@5l@4@11@9@11@9@5xe" filled="f" stroked="f">
           <v:stroke joinstyle="miter"/>
           <v:formulas>
@@ -2772,7 +2786,7 @@
           <v:path o:extrusionok="f" gradientshapeok="t" o:connecttype="rect"/>
           <o:lock v:ext="edit" aspectratio="t"/>
         </v:shapetype>
-        <v:shape id="Grafik 243712938" o:spid="_x0000_s1086" type="#_x0000_t75" alt="ML-13135-01_DAkkS-Symbol_grau1-1" style="position:absolute;margin-left:401.25pt;margin-top:-13.1pt;width:111pt;height:63pt;z-index:3;visibility:visible;mso-wrap-style:square;mso-width-percent:0;mso-height-percent:0;mso-wrap-distance-left:9pt;mso-wrap-distance-top:0;mso-wrap-distance-right:9pt;mso-wrap-distance-bottom:0;mso-position-horizontal:absolute;mso-position-horizontal-relative:text;mso-position-vertical:absolute;mso-position-vertical-relative:text;mso-width-percent:0;mso-height-percent:0;mso-width-relative:page;mso-height-relative:page">
+        <v:shape id="Grafik 1544549542" o:spid="_x0000_s1098" type="#_x0000_t75" alt="ML-13135-01_DAkkS-Symbol_grau1-1" style="position:absolute;margin-left:401.25pt;margin-top:-13.1pt;width:111pt;height:63pt;z-index:4;visibility:visible;mso-wrap-style:square;mso-width-percent:0;mso-height-percent:0;mso-wrap-distance-left:9pt;mso-wrap-distance-top:0;mso-wrap-distance-right:9pt;mso-wrap-distance-bottom:0;mso-position-horizontal:absolute;mso-position-horizontal-relative:text;mso-position-vertical:absolute;mso-position-vertical-relative:text;mso-width-percent:0;mso-height-percent:0;mso-width-relative:page;mso-height-relative:page">
           <v:imagedata r:id="rId1" o:title="ML-13135-01_DAkkS-Symbol_grau1-1"/>
         </v:shape>
       </w:pict>
@@ -2790,7 +2804,21 @@
         <w:szCs w:val="17"/>
       </w:rPr>
       <w:tab/>
-      <w:t>Befund zu</w:t>
+      <w:t xml:space="preserve">Befund </w:t>
+    </w:r>
+    <w:r>
+      <w:rPr>
+        <w:sz w:val="17"/>
+        <w:szCs w:val="17"/>
+      </w:rPr>
+      <w:t xml:space="preserve">vom {Date} </w:t>
+    </w:r>
+    <w:r>
+      <w:rPr>
+        <w:sz w:val="17"/>
+        <w:szCs w:val="17"/>
+      </w:rPr>
+      <w:t>zu</w:t>
     </w:r>
     <w:r>
       <w:rPr>
@@ -3009,8 +3037,6 @@
         <w:b/>
         <w:smallCaps/>
         <w:spacing w:val="20"/>
-        <w:sz w:val="28"/>
-        <w:szCs w:val="28"/>
       </w:rPr>
     </w:pPr>
     <w:r>
@@ -3038,7 +3064,7 @@
       <w:rPr>
         <w:noProof/>
       </w:rPr>
-      <w:pict w14:anchorId="09936043">
+      <w:pict w14:anchorId="2494317B">
         <v:shapetype id="_x0000_t75" coordsize="21600,21600" o:spt="75" o:preferrelative="t" path="m@4@5l@4@11@9@11@9@5xe" filled="f" stroked="f">
           <v:stroke joinstyle="miter"/>
           <v:formulas>
@@ -3058,7 +3084,7 @@
           <v:path o:extrusionok="f" gradientshapeok="t" o:connecttype="rect"/>
           <o:lock v:ext="edit" aspectratio="t"/>
         </v:shapetype>
-        <v:shape id="Grafik 7" o:spid="_x0000_s1085" type="#_x0000_t75" alt="nrzmhi_logo_500" style="position:absolute;margin-left:385.15pt;margin-top:2.25pt;width:63.4pt;height:63.4pt;z-index:-4;visibility:visible;mso-wrap-style:square;mso-width-percent:0;mso-height-percent:0;mso-wrap-distance-left:9pt;mso-wrap-distance-top:0;mso-wrap-distance-right:9pt;mso-wrap-distance-bottom:0;mso-position-horizontal:absolute;mso-position-horizontal-relative:text;mso-position-vertical:absolute;mso-position-vertical-relative:text;mso-width-percent:0;mso-height-percent:0;mso-width-relative:page;mso-height-relative:page">
+        <v:shape id="Grafik 1456704810" o:spid="_x0000_s1101" type="#_x0000_t75" alt="nrzmhi_logo_500" style="position:absolute;margin-left:385.15pt;margin-top:2.25pt;width:63.4pt;height:63.4pt;z-index:-1;visibility:visible;mso-wrap-style:square;mso-width-percent:0;mso-height-percent:0;mso-wrap-distance-left:9pt;mso-wrap-distance-top:0;mso-wrap-distance-right:9pt;mso-wrap-distance-bottom:0;mso-position-horizontal:absolute;mso-position-horizontal-relative:text;mso-position-vertical:absolute;mso-position-vertical-relative:text;mso-width-percent:0;mso-height-percent:0;mso-width-relative:page;mso-height-relative:page">
           <v:imagedata r:id="rId1" o:title="nrzmhi_logo_500"/>
         </v:shape>
       </w:pict>
@@ -3067,8 +3093,8 @@
       <w:rPr>
         <w:noProof/>
       </w:rPr>
-      <w:pict w14:anchorId="6111FA75">
-        <v:shape id="Grafik 8" o:spid="_x0000_s1084" type="#_x0000_t75" alt="RKI_Logo-NRZKL-Deu_RGB-1.JPG" style="position:absolute;margin-left:449.25pt;margin-top:6.75pt;width:55pt;height:55pt;z-index:1;visibility:visible;mso-wrap-style:square;mso-width-percent:0;mso-height-percent:0;mso-wrap-distance-left:9pt;mso-wrap-distance-top:0;mso-wrap-distance-right:9pt;mso-wrap-distance-bottom:0;mso-position-horizontal:absolute;mso-position-horizontal-relative:text;mso-position-vertical:absolute;mso-position-vertical-relative:text;mso-width-percent:0;mso-height-percent:0;mso-width-relative:page;mso-height-relative:page" stroked="t" strokecolor="white">
+      <w:pict w14:anchorId="2B7325E0">
+        <v:shape id="Grafik 1569837004" o:spid="_x0000_s1100" type="#_x0000_t75" alt="RKI_Logo-NRZKL-Deu_RGB-1.JPG" style="position:absolute;margin-left:449.25pt;margin-top:6.75pt;width:55pt;height:55pt;z-index:6;visibility:visible;mso-wrap-style:square;mso-width-percent:0;mso-height-percent:0;mso-wrap-distance-left:9pt;mso-wrap-distance-top:0;mso-wrap-distance-right:9pt;mso-wrap-distance-bottom:0;mso-position-horizontal:absolute;mso-position-horizontal-relative:text;mso-position-vertical:absolute;mso-position-vertical-relative:text;mso-width-percent:0;mso-height-percent:0;mso-width-relative:page;mso-height-relative:page" stroked="t" strokecolor="white">
           <v:imagedata r:id="rId2" o:title="RKI_Logo-NRZKL-Deu_RGB-1"/>
         </v:shape>
       </w:pict>
@@ -3079,8 +3105,6 @@
         <w:b/>
         <w:smallCaps/>
         <w:spacing w:val="20"/>
-        <w:sz w:val="28"/>
-        <w:szCs w:val="28"/>
       </w:rPr>
       <w:t xml:space="preserve">Nationales Referenzzentrum für Meningokokken </w:t>
     </w:r>
@@ -3092,8 +3116,6 @@
         <w:rFonts w:ascii="Arial" w:hAnsi="Arial" w:cs="Arial"/>
         <w:smallCaps/>
         <w:spacing w:val="20"/>
-        <w:sz w:val="28"/>
-        <w:szCs w:val="28"/>
       </w:rPr>
     </w:pPr>
     <w:r>
@@ -3103,8 +3125,6 @@
         <w:smallCaps/>
         <w:noProof/>
         <w:spacing w:val="20"/>
-        <w:sz w:val="28"/>
-        <w:szCs w:val="28"/>
       </w:rPr>
       <w:t>und Haemophilus influenzae</w:t>
     </w:r>
@@ -3112,14 +3132,14 @@
   <w:p>
     <w:pPr>
       <w:rPr>
-        <w:sz w:val="22"/>
-        <w:szCs w:val="22"/>
+        <w:sz w:val="20"/>
+        <w:szCs w:val="20"/>
       </w:rPr>
     </w:pPr>
     <w:r>
       <w:rPr>
-        <w:sz w:val="22"/>
-        <w:szCs w:val="22"/>
+        <w:sz w:val="20"/>
+        <w:szCs w:val="20"/>
       </w:rPr>
       <w:t>Gesamtleitung: PD Dr. rer. nat. Heike Claus</w:t>
     </w:r>
@@ -3127,14 +3147,14 @@
   <w:p>
     <w:pPr>
       <w:rPr>
-        <w:sz w:val="12"/>
-        <w:szCs w:val="12"/>
+        <w:sz w:val="20"/>
+        <w:szCs w:val="20"/>
       </w:rPr>
     </w:pPr>
     <w:r>
       <w:rPr>
-        <w:sz w:val="22"/>
-        <w:szCs w:val="22"/>
+        <w:sz w:val="20"/>
+        <w:szCs w:val="20"/>
       </w:rPr>
       <w:t>ärztliche Leitung: PD Dr. med. Thiên-Trí Lâm</w:t>
     </w:r>
@@ -3146,6 +3166,63 @@
         <w:szCs w:val="12"/>
       </w:rPr>
     </w:pPr>
+  </w:p>
+  <w:p>
+    <w:pPr>
+      <w:rPr>
+        <w:sz w:val="12"/>
+        <w:szCs w:val="12"/>
+      </w:rPr>
+    </w:pPr>
+    <w:r>
+      <w:rPr>
+        <w:sz w:val="12"/>
+        <w:szCs w:val="12"/>
+      </w:rPr>
+      <w:t xml:space="preserve">Labor-Nr. des NRZMHi: </w:t>
+    </w:r>
+    <w:r>
+      <w:rPr>
+        <w:sz w:val="12"/>
+        <w:szCs w:val="12"/>
+      </w:rPr>
+      <w:t>{LaboratoryNumberWithPrefix}</w:t>
+    </w:r>
+    <w:r>
+      <w:rPr>
+        <w:sz w:val="12"/>
+        <w:szCs w:val="12"/>
+      </w:rPr>
+      <w:t xml:space="preserve"> · isoliert aus: {SamplingLocation} · Datum der Materialentnahme:</w:t>
+    </w:r>
+    <w:r>
+      <w:rPr>
+        <w:sz w:val="12"/>
+        <w:szCs w:val="12"/>
+      </w:rPr>
+      <w:t xml:space="preserve"> </w:t>
+    </w:r>
+    <w:r>
+      <w:rPr>
+        <w:sz w:val="12"/>
+        <w:szCs w:val="12"/>
+      </w:rPr>
+      <w:t>{SamplingDate} · Labor-Nr. des Einsenders:</w:t>
+    </w:r>
+    <w:r>
+      <w:rPr>
+        <w:sz w:val="12"/>
+        <w:szCs w:val="12"/>
+      </w:rPr>
+      <w:t xml:space="preserve"> </w:t>
+    </w:r>
+    <w:r>
+      <w:rPr>
+        <w:sz w:val="12"/>
+        <w:szCs w:val="12"/>
+      </w:rPr>
+      <w:t>{SenderLaboratoryNumber}</w:t>
+    </w:r>
   </w:p>
   <w:p>
     <w:pPr>
@@ -3223,7 +3300,7 @@
           <v:path o:extrusionok="f" gradientshapeok="t" o:connecttype="rect"/>
           <o:lock v:ext="edit" aspectratio="t"/>
         </v:shapetype>
-        <v:shape id="Grafik 2034809125" o:spid="_x0000_s1097" type="#_x0000_t75" alt="nrzmhi_logo_500" style="position:absolute;margin-left:385.15pt;margin-top:2.25pt;width:63.4pt;height:63.4pt;z-index:-1;visibility:visible;mso-wrap-style:square;mso-width-percent:0;mso-height-percent:0;mso-wrap-distance-left:9pt;mso-wrap-distance-top:0;mso-wrap-distance-right:9pt;mso-wrap-distance-bottom:0;mso-position-horizontal:absolute;mso-position-horizontal-relative:text;mso-position-vertical:absolute;mso-position-vertical-relative:text;mso-width-percent:0;mso-height-percent:0;mso-width-relative:page;mso-height-relative:page">
+        <v:shape id="Grafik 2034809125" o:spid="_x0000_s1097" type="#_x0000_t75" alt="nrzmhi_logo_500" style="position:absolute;margin-left:385.15pt;margin-top:2.25pt;width:63.4pt;height:63.4pt;z-index:-5;visibility:visible;mso-wrap-style:square;mso-width-percent:0;mso-height-percent:0;mso-wrap-distance-left:9pt;mso-wrap-distance-top:0;mso-wrap-distance-right:9pt;mso-wrap-distance-bottom:0;mso-position-horizontal:absolute;mso-position-horizontal-relative:text;mso-position-vertical:absolute;mso-position-vertical-relative:text;mso-width-percent:0;mso-height-percent:0;mso-width-relative:page;mso-height-relative:page">
           <v:imagedata r:id="rId1" o:title="nrzmhi_logo_500"/>
         </v:shape>
       </w:pict>
@@ -3233,7 +3310,7 @@
         <w:noProof/>
       </w:rPr>
       <w:pict w14:anchorId="081E4ECE">
-        <v:shape id="Grafik 1312134461" o:spid="_x0000_s1096" type="#_x0000_t75" alt="RKI_Logo-NRZKL-Deu_RGB-1.JPG" style="position:absolute;margin-left:449.25pt;margin-top:6.75pt;width:55pt;height:55pt;z-index:5;visibility:visible;mso-wrap-style:square;mso-width-percent:0;mso-height-percent:0;mso-wrap-distance-left:9pt;mso-wrap-distance-top:0;mso-wrap-distance-right:9pt;mso-wrap-distance-bottom:0;mso-position-horizontal:absolute;mso-position-horizontal-relative:text;mso-position-vertical:absolute;mso-position-vertical-relative:text;mso-width-percent:0;mso-height-percent:0;mso-width-relative:page;mso-height-relative:page" stroked="t" strokecolor="white">
+        <v:shape id="Grafik 1312134461" o:spid="_x0000_s1096" type="#_x0000_t75" alt="RKI_Logo-NRZKL-Deu_RGB-1.JPG" style="position:absolute;margin-left:449.25pt;margin-top:6.75pt;width:55pt;height:55pt;z-index:1;visibility:visible;mso-wrap-style:square;mso-width-percent:0;mso-height-percent:0;mso-wrap-distance-left:9pt;mso-wrap-distance-top:0;mso-wrap-distance-right:9pt;mso-wrap-distance-bottom:0;mso-position-horizontal:absolute;mso-position-horizontal-relative:text;mso-position-vertical:absolute;mso-position-vertical-relative:text;mso-width-percent:0;mso-height-percent:0;mso-width-relative:page;mso-height-relative:page" stroked="t" strokecolor="white">
           <v:imagedata r:id="rId2" o:title="RKI_Logo-NRZKL-Deu_RGB-1"/>
         </v:shape>
       </w:pict>
@@ -3358,7 +3435,7 @@
           <v:stroke joinstyle="miter"/>
           <v:path gradientshapeok="t" o:connecttype="rect"/>
         </v:shapetype>
-        <v:shape id="Textfeld 3" o:spid="_x0000_s1095" type="#_x0000_t202" style="position:absolute;margin-left:364.1pt;margin-top:2.3pt;width:156.8pt;height:304.25pt;z-index:6;visibility:visible;mso-wrap-style:square;mso-width-percent:0;mso-height-percent:0;mso-wrap-distance-left:9pt;mso-wrap-distance-top:0;mso-wrap-distance-right:9pt;mso-wrap-distance-bottom:0;mso-position-horizontal-relative:text;mso-position-vertical-relative:text;mso-width-percent:0;mso-height-percent:0;mso-width-relative:page;mso-height-relative:page;v-text-anchor:top" o:gfxdata="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" stroked="f">
+        <v:shape id="Textfeld 3" o:spid="_x0000_s1095" type="#_x0000_t202" style="position:absolute;margin-left:364.1pt;margin-top:2.3pt;width:156.8pt;height:304.25pt;z-index:2;visibility:visible;mso-wrap-style:square;mso-width-percent:0;mso-height-percent:0;mso-wrap-distance-left:9pt;mso-wrap-distance-top:0;mso-wrap-distance-right:9pt;mso-wrap-distance-bottom:0;mso-position-horizontal-relative:text;mso-position-vertical-relative:text;mso-width-percent:0;mso-height-percent:0;mso-width-relative:page;mso-height-relative:page;v-text-anchor:top" o:gfxdata="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" stroked="f">
           <v:textbox style="mso-next-textbox:#Textfeld 3">
             <w:txbxContent>
               <w:p>

--- a/HaemophilusWeb/ReportTemplates/BLPACS v10.docx
+++ b/HaemophilusWeb/ReportTemplates/BLPACS v10.docx
@@ -3141,7 +3141,7 @@
         <w:sz w:val="20"/>
         <w:szCs w:val="20"/>
       </w:rPr>
-      <w:t>Gesamtleitung: PD Dr. rer. nat. Heike Claus</w:t>
+      <w:t xml:space="preserve">Gesamtleitung: {LabDirector}</w:t>
     </w:r>
   </w:p>
   <w:p>
@@ -3156,7 +3156,7 @@
         <w:sz w:val="20"/>
         <w:szCs w:val="20"/>
       </w:rPr>
-      <w:t>ärztliche Leitung: PD Dr. med. Thiên-Trí Lâm</w:t>
+      <w:t xml:space="preserve">ärztliche Leitung: {MedicalDirector}</w:t>
     </w:r>
   </w:p>
   <w:p>
@@ -3378,7 +3378,7 @@
         <w:sz w:val="22"/>
         <w:szCs w:val="22"/>
       </w:rPr>
-      <w:t>Gesamtleitung: PD Dr. rer. nat. Heike Claus</w:t>
+      <w:t xml:space="preserve">Gesamtleitung: {LabDirector}</w:t>
     </w:r>
   </w:p>
   <w:p>
@@ -3393,7 +3393,7 @@
         <w:sz w:val="22"/>
         <w:szCs w:val="22"/>
       </w:rPr>
-      <w:t>ärztliche Leitung: PD Dr. med. Thiên-Trí Lâm</w:t>
+      <w:t xml:space="preserve">ärztliche Leitung: {MedicalDirector}</w:t>
     </w:r>
   </w:p>
   <w:p>
@@ -3660,235 +3660,8 @@
                     <w:sz w:val="17"/>
                     <w:szCs w:val="17"/>
                   </w:rPr>
-                  <w:t>PD Dr. rer. nat. Heike Claus</w:t>
+                  <w:t xml:space="preserve">{Contacts}</w:t>
                 </w:r>
-              </w:p>
-              <w:p>
-                <w:pPr>
-                  <w:tabs>
-                    <w:tab w:val="left" w:pos="7560"/>
-                  </w:tabs>
-                  <w:ind w:right="-1368"/>
-                  <w:rPr>
-                    <w:sz w:val="17"/>
-                    <w:szCs w:val="17"/>
-                    <w:lang w:val="pl-PL"/>
-                  </w:rPr>
-                </w:pPr>
-                <w:r>
-                  <w:rPr>
-                    <w:sz w:val="17"/>
-                    <w:szCs w:val="17"/>
-                    <w:lang w:val="pl-PL"/>
-                  </w:rPr>
-                  <w:t>Telefon: 0931/31-46936</w:t>
-                </w:r>
-              </w:p>
-              <w:p>
-                <w:pPr>
-                  <w:tabs>
-                    <w:tab w:val="left" w:pos="7560"/>
-                  </w:tabs>
-                  <w:ind w:right="-1368"/>
-                  <w:rPr>
-                    <w:sz w:val="17"/>
-                    <w:szCs w:val="17"/>
-                    <w:lang w:val="pl-PL"/>
-                  </w:rPr>
-                </w:pPr>
-                <w:r>
-                  <w:rPr>
-                    <w:sz w:val="17"/>
-                    <w:szCs w:val="17"/>
-                    <w:lang w:val="pl-PL"/>
-                  </w:rPr>
-                  <w:t>heike.claus@uni-wuerzburg.de</w:t>
-                </w:r>
-              </w:p>
-              <w:p>
-                <w:pPr>
-                  <w:ind w:right="-1368"/>
-                  <w:rPr>
-                    <w:sz w:val="17"/>
-                    <w:szCs w:val="17"/>
-                    <w:lang w:val="pl-PL"/>
-                  </w:rPr>
-                </w:pPr>
-              </w:p>
-              <w:p>
-                <w:pPr>
-                  <w:ind w:right="-1368"/>
-                  <w:rPr>
-                    <w:sz w:val="17"/>
-                    <w:szCs w:val="17"/>
-                    <w:lang w:val="pl-PL"/>
-                  </w:rPr>
-                </w:pPr>
-                <w:r>
-                  <w:rPr>
-                    <w:sz w:val="17"/>
-                    <w:szCs w:val="17"/>
-                    <w:lang w:val="pl-PL"/>
-                  </w:rPr>
-                  <w:t>PD Dr. med. Thiên-Trí Lâm</w:t>
-                </w:r>
-              </w:p>
-              <w:p>
-                <w:pPr>
-                  <w:ind w:right="-1368"/>
-                  <w:rPr>
-                    <w:sz w:val="17"/>
-                    <w:szCs w:val="17"/>
-                    <w:lang w:val="pl-PL"/>
-                  </w:rPr>
-                </w:pPr>
-                <w:r>
-                  <w:rPr>
-                    <w:sz w:val="17"/>
-                    <w:szCs w:val="17"/>
-                    <w:lang w:val="pl-PL"/>
-                  </w:rPr>
-                  <w:t>Telefon: 0931/31-46737</w:t>
-                </w:r>
-              </w:p>
-              <w:p>
-                <w:pPr>
-                  <w:ind w:right="-1368"/>
-                  <w:rPr>
-                    <w:sz w:val="17"/>
-                    <w:szCs w:val="17"/>
-                    <w:lang w:val="pl-PL"/>
-                  </w:rPr>
-                </w:pPr>
-                <w:r>
-                  <w:rPr>
-                    <w:sz w:val="17"/>
-                    <w:szCs w:val="17"/>
-                    <w:lang w:val="pl-PL"/>
-                  </w:rPr>
-                  <w:t>thien-tri.lam@uni-wuerzburg.de</w:t>
-                </w:r>
-              </w:p>
-              <w:p>
-                <w:pPr>
-                  <w:tabs>
-                    <w:tab w:val="left" w:pos="7560"/>
-                  </w:tabs>
-                  <w:ind w:right="-1368"/>
-                  <w:rPr>
-                    <w:sz w:val="17"/>
-                    <w:szCs w:val="17"/>
-                    <w:lang w:val="pl-PL"/>
-                  </w:rPr>
-                </w:pPr>
-              </w:p>
-              <w:p>
-                <w:pPr>
-                  <w:tabs>
-                    <w:tab w:val="left" w:pos="7560"/>
-                  </w:tabs>
-                  <w:ind w:right="-1368"/>
-                  <w:rPr>
-                    <w:sz w:val="17"/>
-                    <w:szCs w:val="17"/>
-                    <w:lang w:val="en-GB"/>
-                  </w:rPr>
-                </w:pPr>
-                <w:r>
-                  <w:rPr>
-                    <w:sz w:val="17"/>
-                    <w:szCs w:val="17"/>
-                    <w:lang w:val="en-GB"/>
-                  </w:rPr>
-                  <w:t>Dr.</w:t>
-                </w:r>
-                <w:r>
-                  <w:rPr>
-                    <w:sz w:val="17"/>
-                    <w:szCs w:val="17"/>
-                    <w:lang w:val="en-GB"/>
-                  </w:rPr>
-                  <w:t xml:space="preserve"> </w:t>
-                </w:r>
-                <w:r>
-                  <w:rPr>
-                    <w:sz w:val="17"/>
-                    <w:szCs w:val="17"/>
-                    <w:lang w:val="en-GB"/>
-                  </w:rPr>
-                  <w:t>med. Katherina Heroth</w:t>
-                </w:r>
-              </w:p>
-              <w:p>
-                <w:pPr>
-                  <w:tabs>
-                    <w:tab w:val="left" w:pos="7560"/>
-                  </w:tabs>
-                  <w:ind w:right="-1368"/>
-                  <w:rPr>
-                    <w:sz w:val="17"/>
-                    <w:szCs w:val="17"/>
-                    <w:lang w:val="pl-PL"/>
-                  </w:rPr>
-                </w:pPr>
-                <w:r>
-                  <w:rPr>
-                    <w:sz w:val="17"/>
-                    <w:szCs w:val="17"/>
-                    <w:lang w:val="pl-PL"/>
-                  </w:rPr>
-                  <w:t>Telefon: 0931/31-81128</w:t>
-                </w:r>
-              </w:p>
-              <w:p>
-                <w:pPr>
-                  <w:tabs>
-                    <w:tab w:val="left" w:pos="7560"/>
-                  </w:tabs>
-                  <w:ind w:right="-1368"/>
-                  <w:rPr>
-                    <w:sz w:val="17"/>
-                    <w:szCs w:val="17"/>
-                    <w:lang w:val="pl-PL"/>
-                  </w:rPr>
-                </w:pPr>
-                <w:r>
-                  <w:rPr>
-                    <w:sz w:val="17"/>
-                    <w:szCs w:val="17"/>
-                    <w:lang w:val="pl-PL"/>
-                  </w:rPr>
-                  <w:t>katherina.heroth</w:t>
-                </w:r>
-                <w:r>
-                  <w:rPr>
-                    <w:sz w:val="17"/>
-                    <w:szCs w:val="17"/>
-                    <w:lang w:val="pl-PL"/>
-                  </w:rPr>
-                  <w:t>@</w:t>
-                </w:r>
-                <w:r>
-                  <w:rPr>
-                    <w:sz w:val="17"/>
-                    <w:szCs w:val="17"/>
-                    <w:lang w:val="pl-PL"/>
-                  </w:rPr>
-                  <w:t>uni-wuerzburg.de</w:t>
-                </w:r>
-              </w:p>
-              <w:p>
-                <w:pPr>
-                  <w:tabs>
-                    <w:tab w:val="left" w:pos="7560"/>
-                  </w:tabs>
-                  <w:ind w:right="-1368"/>
-                  <w:rPr>
-                    <w:sz w:val="17"/>
-                    <w:szCs w:val="17"/>
-                    <w:lang w:val="pl-PL"/>
-                  </w:rPr>
-                </w:pPr>
               </w:p>
             </w:txbxContent>
           </v:textbox>
